--- a/2024 Giving ReceiptsPg2.docx
+++ b/2024 Giving ReceiptsPg2.docx
@@ -19,48 +19,12 @@
         <w:spacing w:after="0" w:before="0" w:line="276" w:lineRule="auto"/>
         <w:ind w:left="0" w:right="0" w:firstLine="0"/>
         <w:jc w:val="left"/>
-      </w:pPr>
-      <w:r>
-        <w:pict>
-          <v:shapetype id="_x0000_t75" coordsize="21600,21600" filled="f" stroked="f" o:spt="75.0" o:preferrelative="t" path="m@4@5l@4@11@9@11@9@5xe">
-            <v:stroke joinstyle="miter"/>
-            <v:formulas>
-              <v:f eqn="if lineDrawn pixelLineWidth 0"/>
-              <v:f eqn="sum @0 1 0"/>
-              <v:f eqn="sum 0 0 @1"/>
-              <v:f eqn="prod @2 1 2"/>
-              <v:f eqn="prod @3 21600 pixelWidth"/>
-              <v:f eqn="prod @3 21600 pixelHeight"/>
-              <v:f eqn="sum @0 0 1"/>
-              <v:f eqn="prod @6 1 2"/>
-              <v:f eqn="prod @7 21600 pixelWidth"/>
-              <v:f eqn="sum @8 21600 0"/>
-              <v:f eqn="prod @7 21600 pixelHeight"/>
-              <v:f eqn="sum @10 21600 0"/>
-            </v:formulas>
-            <v:path o:connecttype="rect" o:extrusionok="f" gradientshapeok="t"/>
-            <o:lock v:ext="edit" aspectratio="t"/>
-          </v:shapetype>
-          <v:shapetype id="_x0000_t75" coordsize="21600,21600" filled="f" stroked="f" o:spt="75.0" o:preferrelative="t" path="m@4@5l@4@11@9@11@9@5xe">
-            <v:stroke joinstyle="miter"/>
-            <v:formulas>
-              <v:f eqn="if lineDrawn pixelLineWidth 0"/>
-              <v:f eqn="sum @0 1 0"/>
-              <v:f eqn="sum 0 0 @1"/>
-              <v:f eqn="prod @2 1 2"/>
-              <v:f eqn="prod @3 21600 pixelWidth"/>
-              <v:f eqn="prod @3 21600 pixelHeight"/>
-              <v:f eqn="sum @0 0 1"/>
-              <v:f eqn="prod @6 1 2"/>
-              <v:f eqn="prod @7 21600 pixelWidth"/>
-              <v:f eqn="sum @8 21600 0"/>
-              <v:f eqn="prod @7 21600 pixelHeight"/>
-              <v:f eqn="sum @10 21600 0"/>
-            </v:formulas>
-            <v:path o:connecttype="rect" o:extrusionok="f" gradientshapeok="t"/>
-            <o:lock v:ext="edit" aspectratio="t"/>
-          </v:shapetype>
-        </w:pict>
+        <w:rPr/>
+      </w:pPr>
+      <w:r>
+        <w:rPr>
+          <w:rtl w:val="0"/>
+        </w:rPr>
       </w:r>
     </w:p>
     <w:p>
@@ -482,15 +446,14 @@
       </w:r>
     </w:p>
     <w:sectPr>
-      <w:headerReference r:id="rId7" w:type="default"/>
-      <w:headerReference r:id="rId8" w:type="first"/>
-      <w:headerReference r:id="rId9" w:type="even"/>
-      <w:footerReference r:id="rId10" w:type="default"/>
-      <w:footerReference r:id="rId11" w:type="first"/>
+      <w:headerReference r:id="rId6" w:type="default"/>
+      <w:headerReference r:id="rId7" w:type="first"/>
+      <w:headerReference r:id="rId8" w:type="even"/>
+      <w:footerReference r:id="rId9" w:type="default"/>
+      <w:footerReference r:id="rId10" w:type="first"/>
       <w:pgSz w:h="15840" w:w="12240" w:orient="portrait"/>
       <w:pgMar w:bottom="1440" w:top="1440" w:left="1440" w:right="1440" w:header="720" w:footer="720"/>
       <w:pgNumType w:start="1"/>
-      <w:titlePg w:val="1"/>
     </w:sectPr>
   </w:body>
 </w:document>
@@ -822,170 +785,6 @@
     </w:pPr>
     <w:r>
       <w:rPr>
-        <w:rFonts w:ascii="Calibri" w:cs="Calibri" w:eastAsia="Calibri" w:hAnsi="Calibri"/>
-        <w:b w:val="0"/>
-        <w:i w:val="0"/>
-        <w:smallCaps w:val="0"/>
-        <w:strike w:val="0"/>
-        <w:color w:val="000000"/>
-        <w:sz w:val="22"/>
-        <w:szCs w:val="22"/>
-        <w:u w:val="none"/>
-        <w:shd w:fill="auto" w:val="clear"/>
-        <w:vertAlign w:val="baseline"/>
-      </w:rPr>
-      <w:pict>
-        <v:shape id="WordPictureWatermark2" style="position:absolute;width:781.25pt;height:778.8pt;rotation:0;z-index:-503316481;mso-position-horizontal-relative:margin;mso-position-horizontal:center;mso-position-vertical-relative:margin;mso-position-vertical:center;" alt="letterheadtemplate" type="#_x0000_t75">
-          <v:imagedata cropbottom="0f" cropleft="0f" cropright="0f" croptop="0f" r:id="rId1" o:title="image2.png"/>
-        </v:shape>
-      </w:pict>
-    </w:r>
-    <w:r>
-      <w:rPr>
-        <w:rtl w:val="0"/>
-      </w:rPr>
-    </w:r>
-    <w:r>
-      <mc:AlternateContent>
-        <mc:Choice Requires="wpg">
-          <w:drawing>
-            <wp:anchor allowOverlap="1" behindDoc="0" distB="45720" distT="45720" distL="114300" distR="114300" hidden="0" layoutInCell="1" locked="0" relativeHeight="0" simplePos="0">
-              <wp:simplePos x="0" y="0"/>
-              <wp:positionH relativeFrom="column">
-                <wp:posOffset>-279399</wp:posOffset>
-              </wp:positionH>
-              <wp:positionV relativeFrom="paragraph">
-                <wp:posOffset>414020</wp:posOffset>
-              </wp:positionV>
-              <wp:extent cx="4380865" cy="1574165"/>
-              <wp:effectExtent b="0" l="0" r="0" t="0"/>
-              <wp:wrapSquare wrapText="bothSides" distB="45720" distT="45720" distL="114300" distR="114300"/>
-              <wp:docPr id="316" name=""/>
-              <a:graphic>
-                <a:graphicData uri="http://schemas.microsoft.com/office/word/2010/wordprocessingShape">
-                  <wps:wsp>
-                    <wps:cNvSpPr/>
-                    <wps:cNvPr id="2" name="Shape 2"/>
-                    <wps:spPr>
-                      <a:xfrm>
-                        <a:off x="3165093" y="3002443"/>
-                        <a:ext cx="4361815" cy="1555115"/>
-                      </a:xfrm>
-                      <a:prstGeom prst="rect">
-                        <a:avLst/>
-                      </a:prstGeom>
-                      <a:noFill/>
-                      <a:ln>
-                        <a:noFill/>
-                      </a:ln>
-                    </wps:spPr>
-                    <wps:txbx>
-                      <w:txbxContent>
-                        <w:p>
-                          <w:pPr>
-                            <w:spacing w:after="160" w:before="0" w:line="255.99998474121094"/>
-                            <w:ind w:left="0" w:right="0" w:firstLine="0"/>
-                            <w:jc w:val="left"/>
-                            <w:textDirection w:val="btLr"/>
-                          </w:pPr>
-                        </w:p>
-                      </w:txbxContent>
-                    </wps:txbx>
-                    <wps:bodyPr anchorCtr="0" anchor="t" bIns="45700" lIns="91425" spcFirstLastPara="1" rIns="91425" wrap="square" tIns="45700">
-                      <a:noAutofit/>
-                    </wps:bodyPr>
-                  </wps:wsp>
-                </a:graphicData>
-              </a:graphic>
-            </wp:anchor>
-          </w:drawing>
-        </mc:Choice>
-        <mc:Fallback>
-          <w:drawing>
-            <wp:anchor allowOverlap="1" behindDoc="0" distB="45720" distT="45720" distL="114300" distR="114300" hidden="0" layoutInCell="1" locked="0" relativeHeight="0" simplePos="0">
-              <wp:simplePos x="0" y="0"/>
-              <wp:positionH relativeFrom="column">
-                <wp:posOffset>-279399</wp:posOffset>
-              </wp:positionH>
-              <wp:positionV relativeFrom="paragraph">
-                <wp:posOffset>414020</wp:posOffset>
-              </wp:positionV>
-              <wp:extent cx="4380865" cy="1574165"/>
-              <wp:effectExtent b="0" l="0" r="0" t="0"/>
-              <wp:wrapSquare wrapText="bothSides" distB="45720" distT="45720" distL="114300" distR="114300"/>
-              <wp:docPr id="316" name="image3.png"/>
-              <a:graphic>
-                <a:graphicData uri="http://schemas.openxmlformats.org/drawingml/2006/picture">
-                  <pic:pic>
-                    <pic:nvPicPr>
-                      <pic:cNvPr id="0" name="image3.png"/>
-                      <pic:cNvPicPr preferRelativeResize="0"/>
-                    </pic:nvPicPr>
-                    <pic:blipFill>
-                      <a:blip r:embed="rId2"/>
-                      <a:srcRect/>
-                      <a:stretch>
-                        <a:fillRect/>
-                      </a:stretch>
-                    </pic:blipFill>
-                    <pic:spPr>
-                      <a:xfrm>
-                        <a:off x="0" y="0"/>
-                        <a:ext cx="4380865" cy="1574165"/>
-                      </a:xfrm>
-                      <a:prstGeom prst="rect"/>
-                      <a:ln/>
-                    </pic:spPr>
-                  </pic:pic>
-                </a:graphicData>
-              </a:graphic>
-            </wp:anchor>
-          </w:drawing>
-        </mc:Fallback>
-      </mc:AlternateContent>
-    </w:r>
-  </w:p>
-</w:hdr>
-</file>
-
-<file path=word/header2.xml><?xml version="1.0" encoding="utf-8"?>
-<w:hdr xmlns:mc="http://schemas.openxmlformats.org/markup-compatibility/2006" xmlns:o="urn:schemas-microsoft-com:office:office" xmlns:r="http://schemas.openxmlformats.org/officeDocument/2006/relationships" xmlns:m="http://schemas.openxmlformats.org/officeDocument/2006/math" xmlns:v="urn:schemas-microsoft-com:vml" xmlns:wp="http://schemas.openxmlformats.org/drawingml/2006/wordprocessingDrawing" xmlns:w10="urn:schemas-microsoft-com:office:word" xmlns:w="http://schemas.openxmlformats.org/wordprocessingml/2006/main" xmlns:wne="http://schemas.microsoft.com/office/word/2006/wordml" xmlns:sl="http://schemas.openxmlformats.org/schemaLibrary/2006/main" xmlns:a="http://schemas.openxmlformats.org/drawingml/2006/main" xmlns:pic="http://schemas.openxmlformats.org/drawingml/2006/picture" xmlns:c="http://schemas.openxmlformats.org/drawingml/2006/chart" xmlns:lc="http://schemas.openxmlformats.org/drawingml/2006/lockedCanvas" xmlns:dgm="http://schemas.openxmlformats.org/drawingml/2006/diagram" xmlns:wps="http://schemas.microsoft.com/office/word/2010/wordprocessingShape" xmlns:wpg="http://schemas.microsoft.com/office/word/2010/wordprocessingGroup" xmlns:w14="http://schemas.microsoft.com/office/word/2010/wordml" xmlns:w15="http://schemas.microsoft.com/office/word/2012/wordml" xmlns:w16="http://schemas.microsoft.com/office/word/2018/wordml" xmlns:w16cex="http://schemas.microsoft.com/office/word/2018/wordml/cex" xmlns:w16cid="http://schemas.microsoft.com/office/word/2016/wordml/cid" xmlns="http://schemas.microsoft.com/office/tasks/2019/documenttasks" xmlns:cr="http://schemas.microsoft.com/office/comments/2020/reactions">
-  <w:p>
-    <w:pPr>
-      <w:keepNext w:val="0"/>
-      <w:keepLines w:val="0"/>
-      <w:widowControl w:val="1"/>
-      <w:pBdr>
-        <w:top w:space="0" w:sz="0" w:val="nil"/>
-        <w:left w:space="0" w:sz="0" w:val="nil"/>
-        <w:bottom w:space="0" w:sz="0" w:val="nil"/>
-        <w:right w:space="0" w:sz="0" w:val="nil"/>
-        <w:between w:space="0" w:sz="0" w:val="nil"/>
-      </w:pBdr>
-      <w:shd w:fill="auto" w:val="clear"/>
-      <w:tabs>
-        <w:tab w:val="center" w:leader="none" w:pos="4680"/>
-        <w:tab w:val="right" w:leader="none" w:pos="9360"/>
-      </w:tabs>
-      <w:spacing w:after="0" w:before="0" w:line="240" w:lineRule="auto"/>
-      <w:ind w:left="0" w:right="0" w:firstLine="0"/>
-      <w:jc w:val="left"/>
-      <w:rPr>
-        <w:rFonts w:ascii="Calibri" w:cs="Calibri" w:eastAsia="Calibri" w:hAnsi="Calibri"/>
-        <w:b w:val="0"/>
-        <w:i w:val="0"/>
-        <w:smallCaps w:val="0"/>
-        <w:strike w:val="0"/>
-        <w:color w:val="000000"/>
-        <w:sz w:val="22"/>
-        <w:szCs w:val="22"/>
-        <w:u w:val="none"/>
-        <w:shd w:fill="auto" w:val="clear"/>
-        <w:vertAlign w:val="baseline"/>
-      </w:rPr>
-    </w:pPr>
-    <w:r>
-      <w:rPr>
         <w:rtl w:val="0"/>
       </w:rPr>
     </w:r>
@@ -997,17 +796,17 @@
             <wp:posOffset>2124075</wp:posOffset>
           </wp:positionH>
           <wp:positionV relativeFrom="paragraph">
-            <wp:posOffset>-438147</wp:posOffset>
+            <wp:posOffset>-457199</wp:posOffset>
           </wp:positionV>
           <wp:extent cx="1695450" cy="1695450"/>
           <wp:effectExtent b="0" l="0" r="0" t="0"/>
           <wp:wrapSquare wrapText="bothSides" distB="0" distT="0" distL="114300" distR="114300"/>
-          <wp:docPr id="317" name="image1.png"/>
+          <wp:docPr id="1" name="image2.png"/>
           <a:graphic>
             <a:graphicData uri="http://schemas.openxmlformats.org/drawingml/2006/picture">
               <pic:pic>
                 <pic:nvPicPr>
-                  <pic:cNvPr id="0" name="image1.png"/>
+                  <pic:cNvPr id="0" name="image2.png"/>
                   <pic:cNvPicPr preferRelativeResize="0"/>
                 </pic:nvPicPr>
                 <pic:blipFill>
@@ -1035,7 +834,7 @@
 </w:hdr>
 </file>
 
-<file path=word/header3.xml><?xml version="1.0" encoding="utf-8"?>
+<file path=word/header2.xml><?xml version="1.0" encoding="utf-8"?>
 <w:hdr xmlns:mc="http://schemas.openxmlformats.org/markup-compatibility/2006" xmlns:o="urn:schemas-microsoft-com:office:office" xmlns:r="http://schemas.openxmlformats.org/officeDocument/2006/relationships" xmlns:m="http://schemas.openxmlformats.org/officeDocument/2006/math" xmlns:v="urn:schemas-microsoft-com:vml" xmlns:wp="http://schemas.openxmlformats.org/drawingml/2006/wordprocessingDrawing" xmlns:w10="urn:schemas-microsoft-com:office:word" xmlns:w="http://schemas.openxmlformats.org/wordprocessingml/2006/main" xmlns:wne="http://schemas.microsoft.com/office/word/2006/wordml" xmlns:sl="http://schemas.openxmlformats.org/schemaLibrary/2006/main" xmlns:a="http://schemas.openxmlformats.org/drawingml/2006/main" xmlns:pic="http://schemas.openxmlformats.org/drawingml/2006/picture" xmlns:c="http://schemas.openxmlformats.org/drawingml/2006/chart" xmlns:lc="http://schemas.openxmlformats.org/drawingml/2006/lockedCanvas" xmlns:dgm="http://schemas.openxmlformats.org/drawingml/2006/diagram" xmlns:wps="http://schemas.microsoft.com/office/word/2010/wordprocessingShape" xmlns:wpg="http://schemas.microsoft.com/office/word/2010/wordprocessingGroup" xmlns:w14="http://schemas.microsoft.com/office/word/2010/wordml" xmlns:w15="http://schemas.microsoft.com/office/word/2012/wordml" xmlns:w16="http://schemas.microsoft.com/office/word/2018/wordml" xmlns:w16cex="http://schemas.microsoft.com/office/word/2018/wordml/cex" xmlns:w16cid="http://schemas.microsoft.com/office/word/2016/wordml/cid" xmlns="http://schemas.microsoft.com/office/tasks/2019/documenttasks" xmlns:cr="http://schemas.microsoft.com/office/comments/2020/reactions">
   <w:p>
     <w:pPr>
@@ -1073,6 +872,78 @@
     </w:pPr>
     <w:r>
       <w:rPr>
+        <w:rtl w:val="0"/>
+      </w:rPr>
+    </w:r>
+    <w:r>
+      <w:drawing>
+        <wp:anchor allowOverlap="1" behindDoc="0" distB="0" distT="0" distL="114300" distR="114300" hidden="0" layoutInCell="1" locked="0" relativeHeight="0" simplePos="0">
+          <wp:simplePos x="0" y="0"/>
+          <wp:positionH relativeFrom="column">
+            <wp:posOffset>2124075</wp:posOffset>
+          </wp:positionH>
+          <wp:positionV relativeFrom="paragraph">
+            <wp:posOffset>-438146</wp:posOffset>
+          </wp:positionV>
+          <wp:extent cx="1695450" cy="1695450"/>
+          <wp:effectExtent b="0" l="0" r="0" t="0"/>
+          <wp:wrapSquare wrapText="bothSides" distB="0" distT="0" distL="114300" distR="114300"/>
+          <wp:docPr id="2" name="image2.png"/>
+          <a:graphic>
+            <a:graphicData uri="http://schemas.openxmlformats.org/drawingml/2006/picture">
+              <pic:pic>
+                <pic:nvPicPr>
+                  <pic:cNvPr id="0" name="image2.png"/>
+                  <pic:cNvPicPr preferRelativeResize="0"/>
+                </pic:nvPicPr>
+                <pic:blipFill>
+                  <a:blip r:embed="rId1"/>
+                  <a:srcRect b="0" l="0" r="0" t="0"/>
+                  <a:stretch>
+                    <a:fillRect/>
+                  </a:stretch>
+                </pic:blipFill>
+                <pic:spPr>
+                  <a:xfrm>
+                    <a:off x="0" y="0"/>
+                    <a:ext cx="1695450" cy="1695450"/>
+                  </a:xfrm>
+                  <a:prstGeom prst="rect"/>
+                  <a:ln/>
+                </pic:spPr>
+              </pic:pic>
+            </a:graphicData>
+          </a:graphic>
+        </wp:anchor>
+      </w:drawing>
+    </w:r>
+  </w:p>
+</w:hdr>
+</file>
+
+<file path=word/header3.xml><?xml version="1.0" encoding="utf-8"?>
+<w:hdr xmlns:mc="http://schemas.openxmlformats.org/markup-compatibility/2006" xmlns:o="urn:schemas-microsoft-com:office:office" xmlns:r="http://schemas.openxmlformats.org/officeDocument/2006/relationships" xmlns:m="http://schemas.openxmlformats.org/officeDocument/2006/math" xmlns:v="urn:schemas-microsoft-com:vml" xmlns:wp="http://schemas.openxmlformats.org/drawingml/2006/wordprocessingDrawing" xmlns:w10="urn:schemas-microsoft-com:office:word" xmlns:w="http://schemas.openxmlformats.org/wordprocessingml/2006/main" xmlns:wne="http://schemas.microsoft.com/office/word/2006/wordml" xmlns:sl="http://schemas.openxmlformats.org/schemaLibrary/2006/main" xmlns:a="http://schemas.openxmlformats.org/drawingml/2006/main" xmlns:pic="http://schemas.openxmlformats.org/drawingml/2006/picture" xmlns:c="http://schemas.openxmlformats.org/drawingml/2006/chart" xmlns:lc="http://schemas.openxmlformats.org/drawingml/2006/lockedCanvas" xmlns:dgm="http://schemas.openxmlformats.org/drawingml/2006/diagram" xmlns:wps="http://schemas.microsoft.com/office/word/2010/wordprocessingShape" xmlns:wpg="http://schemas.microsoft.com/office/word/2010/wordprocessingGroup" xmlns:w14="http://schemas.microsoft.com/office/word/2010/wordml" xmlns:w15="http://schemas.microsoft.com/office/word/2012/wordml" xmlns:w16="http://schemas.microsoft.com/office/word/2018/wordml" xmlns:w16cex="http://schemas.microsoft.com/office/word/2018/wordml/cex" xmlns:w16cid="http://schemas.microsoft.com/office/word/2016/wordml/cid" xmlns="http://schemas.microsoft.com/office/tasks/2019/documenttasks" xmlns:cr="http://schemas.microsoft.com/office/comments/2020/reactions">
+  <w:p>
+    <w:pPr>
+      <w:keepNext w:val="0"/>
+      <w:keepLines w:val="0"/>
+      <w:widowControl w:val="1"/>
+      <w:pBdr>
+        <w:top w:space="0" w:sz="0" w:val="nil"/>
+        <w:left w:space="0" w:sz="0" w:val="nil"/>
+        <w:bottom w:space="0" w:sz="0" w:val="nil"/>
+        <w:right w:space="0" w:sz="0" w:val="nil"/>
+        <w:between w:space="0" w:sz="0" w:val="nil"/>
+      </w:pBdr>
+      <w:shd w:fill="auto" w:val="clear"/>
+      <w:tabs>
+        <w:tab w:val="center" w:leader="none" w:pos="4680"/>
+        <w:tab w:val="right" w:leader="none" w:pos="9360"/>
+      </w:tabs>
+      <w:spacing w:after="0" w:before="0" w:line="240" w:lineRule="auto"/>
+      <w:ind w:left="0" w:right="0" w:firstLine="0"/>
+      <w:jc w:val="left"/>
+      <w:rPr>
         <w:rFonts w:ascii="Calibri" w:cs="Calibri" w:eastAsia="Calibri" w:hAnsi="Calibri"/>
         <w:b w:val="0"/>
         <w:i w:val="0"/>
@@ -1085,9 +956,24 @@
         <w:shd w:fill="auto" w:val="clear"/>
         <w:vertAlign w:val="baseline"/>
       </w:rPr>
+    </w:pPr>
+    <w:r>
+      <w:rPr>
+        <w:rFonts w:ascii="Calibri" w:cs="Calibri" w:eastAsia="Calibri" w:hAnsi="Calibri"/>
+        <w:b w:val="0"/>
+        <w:i w:val="0"/>
+        <w:smallCaps w:val="0"/>
+        <w:strike w:val="0"/>
+        <w:color w:val="000000"/>
+        <w:sz w:val="22"/>
+        <w:szCs w:val="22"/>
+        <w:u w:val="none"/>
+        <w:shd w:fill="auto" w:val="clear"/>
+        <w:vertAlign w:val="baseline"/>
+      </w:rPr>
       <w:pict>
         <v:shape id="WordPictureWatermark1" style="position:absolute;width:781.25pt;height:778.8pt;rotation:0;z-index:-503316481;mso-position-horizontal-relative:margin;mso-position-horizontal:center;mso-position-vertical-relative:margin;mso-position-vertical:center;" alt="letterheadtemplate" type="#_x0000_t75">
-          <v:imagedata cropbottom="0f" cropleft="0f" cropright="0f" croptop="0f" r:id="rId1" o:title="image2.png"/>
+          <v:imagedata cropbottom="0f" cropleft="0f" cropright="0f" croptop="0f" r:id="rId1" o:title="image1.png"/>
         </v:shape>
       </w:pict>
     </w:r>
@@ -1238,641 +1124,6 @@
       <w:sz w:val="72"/>
       <w:szCs w:val="72"/>
     </w:rPr>
-  </w:style>
-  <w:style w:type="paragraph" w:styleId="Normal" w:default="1">
-    <w:name w:val="normal"/>
-  </w:style>
-  <w:style w:type="table" w:styleId="TableNormal" w:default="1">
-    <w:name w:val="Table Normal"/>
-  </w:style>
-  <w:style w:type="paragraph" w:styleId="Heading1">
-    <w:name w:val="heading 1"/>
-    <w:basedOn w:val="Normal"/>
-    <w:next w:val="Normal"/>
-    <w:pPr>
-      <w:keepNext w:val="1"/>
-      <w:keepLines w:val="1"/>
-      <w:pageBreakBefore w:val="0"/>
-      <w:spacing w:after="120" w:before="480" w:lineRule="auto"/>
-    </w:pPr>
-    <w:rPr>
-      <w:b w:val="1"/>
-      <w:sz w:val="48"/>
-      <w:szCs w:val="48"/>
-    </w:rPr>
-  </w:style>
-  <w:style w:type="paragraph" w:styleId="Heading2">
-    <w:name w:val="heading 2"/>
-    <w:basedOn w:val="Normal"/>
-    <w:next w:val="Normal"/>
-    <w:pPr>
-      <w:keepNext w:val="1"/>
-      <w:keepLines w:val="1"/>
-      <w:pageBreakBefore w:val="0"/>
-      <w:spacing w:after="80" w:before="360" w:lineRule="auto"/>
-    </w:pPr>
-    <w:rPr>
-      <w:b w:val="1"/>
-      <w:sz w:val="36"/>
-      <w:szCs w:val="36"/>
-    </w:rPr>
-  </w:style>
-  <w:style w:type="paragraph" w:styleId="Heading3">
-    <w:name w:val="heading 3"/>
-    <w:basedOn w:val="Normal"/>
-    <w:next w:val="Normal"/>
-    <w:pPr>
-      <w:keepNext w:val="1"/>
-      <w:keepLines w:val="1"/>
-      <w:pageBreakBefore w:val="0"/>
-      <w:spacing w:after="80" w:before="280" w:lineRule="auto"/>
-    </w:pPr>
-    <w:rPr>
-      <w:b w:val="1"/>
-      <w:sz w:val="28"/>
-      <w:szCs w:val="28"/>
-    </w:rPr>
-  </w:style>
-  <w:style w:type="paragraph" w:styleId="Heading4">
-    <w:name w:val="heading 4"/>
-    <w:basedOn w:val="Normal"/>
-    <w:next w:val="Normal"/>
-    <w:pPr>
-      <w:keepNext w:val="1"/>
-      <w:keepLines w:val="1"/>
-      <w:pageBreakBefore w:val="0"/>
-      <w:spacing w:after="40" w:before="240" w:lineRule="auto"/>
-    </w:pPr>
-    <w:rPr>
-      <w:b w:val="1"/>
-      <w:sz w:val="24"/>
-      <w:szCs w:val="24"/>
-    </w:rPr>
-  </w:style>
-  <w:style w:type="paragraph" w:styleId="Heading5">
-    <w:name w:val="heading 5"/>
-    <w:basedOn w:val="Normal"/>
-    <w:next w:val="Normal"/>
-    <w:pPr>
-      <w:keepNext w:val="1"/>
-      <w:keepLines w:val="1"/>
-      <w:pageBreakBefore w:val="0"/>
-      <w:spacing w:after="40" w:before="220" w:lineRule="auto"/>
-    </w:pPr>
-    <w:rPr>
-      <w:b w:val="1"/>
-      <w:sz w:val="22"/>
-      <w:szCs w:val="22"/>
-    </w:rPr>
-  </w:style>
-  <w:style w:type="paragraph" w:styleId="Heading6">
-    <w:name w:val="heading 6"/>
-    <w:basedOn w:val="Normal"/>
-    <w:next w:val="Normal"/>
-    <w:pPr>
-      <w:keepNext w:val="1"/>
-      <w:keepLines w:val="1"/>
-      <w:pageBreakBefore w:val="0"/>
-      <w:spacing w:after="40" w:before="200" w:lineRule="auto"/>
-    </w:pPr>
-    <w:rPr>
-      <w:b w:val="1"/>
-      <w:sz w:val="20"/>
-      <w:szCs w:val="20"/>
-    </w:rPr>
-  </w:style>
-  <w:style w:type="paragraph" w:styleId="Title">
-    <w:name w:val="Title"/>
-    <w:basedOn w:val="Normal"/>
-    <w:next w:val="Normal"/>
-    <w:pPr>
-      <w:keepNext w:val="1"/>
-      <w:keepLines w:val="1"/>
-      <w:pageBreakBefore w:val="0"/>
-      <w:spacing w:after="120" w:before="480" w:lineRule="auto"/>
-    </w:pPr>
-    <w:rPr>
-      <w:b w:val="1"/>
-      <w:sz w:val="72"/>
-      <w:szCs w:val="72"/>
-    </w:rPr>
-  </w:style>
-  <w:style w:type="paragraph" w:styleId="Normal" w:default="1">
-    <w:name w:val="Normal"/>
-    <w:qFormat w:val="1"/>
-    <w:rsid w:val="00094DC1"/>
-    <w:pPr>
-      <w:spacing w:line="256" w:lineRule="auto"/>
-    </w:pPr>
-  </w:style>
-  <w:style w:type="character" w:styleId="DefaultParagraphFont" w:default="1">
-    <w:name w:val="Default Paragraph Font"/>
-    <w:uiPriority w:val="1"/>
-    <w:semiHidden w:val="1"/>
-    <w:unhideWhenUsed w:val="1"/>
-  </w:style>
-  <w:style w:type="table" w:styleId="TableNormal" w:default="1">
-    <w:name w:val="Normal Table"/>
-    <w:uiPriority w:val="99"/>
-    <w:semiHidden w:val="1"/>
-    <w:unhideWhenUsed w:val="1"/>
-    <w:tblPr>
-      <w:tblInd w:w="0.0" w:type="dxa"/>
-      <w:tblCellMar>
-        <w:top w:w="0.0" w:type="dxa"/>
-        <w:left w:w="108.0" w:type="dxa"/>
-        <w:bottom w:w="0.0" w:type="dxa"/>
-        <w:right w:w="108.0" w:type="dxa"/>
-      </w:tblCellMar>
-    </w:tblPr>
-  </w:style>
-  <w:style w:type="numbering" w:styleId="NoList" w:default="1">
-    <w:name w:val="No List"/>
-    <w:uiPriority w:val="99"/>
-    <w:semiHidden w:val="1"/>
-    <w:unhideWhenUsed w:val="1"/>
-  </w:style>
-  <w:style w:type="paragraph" w:styleId="Header">
-    <w:name w:val="header"/>
-    <w:basedOn w:val="Normal"/>
-    <w:link w:val="HeaderChar"/>
-    <w:uiPriority w:val="99"/>
-    <w:unhideWhenUsed w:val="1"/>
-    <w:rsid w:val="0004423E"/>
-    <w:pPr>
-      <w:tabs>
-        <w:tab w:val="center" w:pos="4680"/>
-        <w:tab w:val="right" w:pos="9360"/>
-      </w:tabs>
-      <w:spacing w:after="0" w:line="240" w:lineRule="auto"/>
-    </w:pPr>
-  </w:style>
-  <w:style w:type="character" w:styleId="HeaderChar" w:customStyle="1">
-    <w:name w:val="Header Char"/>
-    <w:basedOn w:val="DefaultParagraphFont"/>
-    <w:link w:val="Header"/>
-    <w:uiPriority w:val="99"/>
-    <w:rsid w:val="0004423E"/>
-  </w:style>
-  <w:style w:type="paragraph" w:styleId="Footer">
-    <w:name w:val="footer"/>
-    <w:basedOn w:val="Normal"/>
-    <w:link w:val="FooterChar"/>
-    <w:uiPriority w:val="99"/>
-    <w:unhideWhenUsed w:val="1"/>
-    <w:rsid w:val="0004423E"/>
-    <w:pPr>
-      <w:tabs>
-        <w:tab w:val="center" w:pos="4680"/>
-        <w:tab w:val="right" w:pos="9360"/>
-      </w:tabs>
-      <w:spacing w:after="0" w:line="240" w:lineRule="auto"/>
-    </w:pPr>
-  </w:style>
-  <w:style w:type="character" w:styleId="FooterChar" w:customStyle="1">
-    <w:name w:val="Footer Char"/>
-    <w:basedOn w:val="DefaultParagraphFont"/>
-    <w:link w:val="Footer"/>
-    <w:uiPriority w:val="99"/>
-    <w:rsid w:val="0004423E"/>
-  </w:style>
-  <w:style w:type="character" w:styleId="Hyperlink">
-    <w:name w:val="Hyperlink"/>
-    <w:basedOn w:val="DefaultParagraphFont"/>
-    <w:uiPriority w:val="99"/>
-    <w:unhideWhenUsed w:val="1"/>
-    <w:rsid w:val="004410FD"/>
-    <w:rPr>
-      <w:color w:val="0563c1" w:themeColor="hyperlink"/>
-      <w:u w:val="single"/>
-    </w:rPr>
-  </w:style>
-  <w:style w:type="table" w:styleId="TableGrid">
-    <w:name w:val="Table Grid"/>
-    <w:basedOn w:val="TableNormal"/>
-    <w:uiPriority w:val="39"/>
-    <w:rsid w:val="00402921"/>
-    <w:pPr>
-      <w:spacing w:after="0" w:line="240" w:lineRule="auto"/>
-    </w:pPr>
-    <w:tblPr>
-      <w:tblBorders>
-        <w:top w:color="auto" w:space="0" w:sz="4" w:val="single"/>
-        <w:left w:color="auto" w:space="0" w:sz="4" w:val="single"/>
-        <w:bottom w:color="auto" w:space="0" w:sz="4" w:val="single"/>
-        <w:right w:color="auto" w:space="0" w:sz="4" w:val="single"/>
-        <w:insideH w:color="auto" w:space="0" w:sz="4" w:val="single"/>
-        <w:insideV w:color="auto" w:space="0" w:sz="4" w:val="single"/>
-      </w:tblBorders>
-    </w:tblPr>
-  </w:style>
-  <w:style w:type="table" w:styleId="PlainTable3">
-    <w:name w:val="Plain Table 3"/>
-    <w:basedOn w:val="TableNormal"/>
-    <w:uiPriority w:val="43"/>
-    <w:rsid w:val="000755A5"/>
-    <w:pPr>
-      <w:spacing w:after="0" w:line="240" w:lineRule="auto"/>
-    </w:pPr>
-    <w:tblPr>
-      <w:tblStyleRowBandSize w:val="1"/>
-      <w:tblStyleColBandSize w:val="1"/>
-    </w:tblPr>
-    <w:tblStylePr w:type="firstRow">
-      <w:rPr>
-        <w:b w:val="1"/>
-        <w:bCs w:val="1"/>
-        <w:caps w:val="1"/>
-      </w:rPr>
-      <w:tblPr/>
-      <w:tcPr>
-        <w:tcBorders>
-          <w:bottom w:color="7f7f7f" w:space="0" w:sz="4" w:themeColor="text1" w:themeTint="000080" w:val="single"/>
-        </w:tcBorders>
-      </w:tcPr>
-    </w:tblStylePr>
-    <w:tblStylePr w:type="lastRow">
-      <w:rPr>
-        <w:b w:val="1"/>
-        <w:bCs w:val="1"/>
-        <w:caps w:val="1"/>
-      </w:rPr>
-      <w:tblPr/>
-      <w:tcPr>
-        <w:tcBorders>
-          <w:top w:space="0" w:sz="0" w:val="nil"/>
-        </w:tcBorders>
-      </w:tcPr>
-    </w:tblStylePr>
-    <w:tblStylePr w:type="firstCol">
-      <w:rPr>
-        <w:b w:val="1"/>
-        <w:bCs w:val="1"/>
-        <w:caps w:val="1"/>
-      </w:rPr>
-      <w:tblPr/>
-      <w:tcPr>
-        <w:tcBorders>
-          <w:right w:color="7f7f7f" w:space="0" w:sz="4" w:themeColor="text1" w:themeTint="000080" w:val="single"/>
-        </w:tcBorders>
-      </w:tcPr>
-    </w:tblStylePr>
-    <w:tblStylePr w:type="lastCol">
-      <w:rPr>
-        <w:b w:val="1"/>
-        <w:bCs w:val="1"/>
-        <w:caps w:val="1"/>
-      </w:rPr>
-      <w:tblPr/>
-      <w:tcPr>
-        <w:tcBorders>
-          <w:left w:space="0" w:sz="0" w:val="nil"/>
-        </w:tcBorders>
-      </w:tcPr>
-    </w:tblStylePr>
-    <w:tblStylePr w:type="band1Vert">
-      <w:tblPr/>
-      <w:tcPr>
-        <w:shd w:color="auto" w:fill="f2f2f2" w:themeFill="background1" w:themeFillShade="0000F2" w:val="clear"/>
-      </w:tcPr>
-    </w:tblStylePr>
-    <w:tblStylePr w:type="band1Horz">
-      <w:tblPr/>
-      <w:tcPr>
-        <w:shd w:color="auto" w:fill="f2f2f2" w:themeFill="background1" w:themeFillShade="0000F2" w:val="clear"/>
-      </w:tcPr>
-    </w:tblStylePr>
-    <w:tblStylePr w:type="neCell">
-      <w:tblPr/>
-      <w:tcPr>
-        <w:tcBorders>
-          <w:left w:space="0" w:sz="0" w:val="nil"/>
-        </w:tcBorders>
-      </w:tcPr>
-    </w:tblStylePr>
-    <w:tblStylePr w:type="nwCell">
-      <w:tblPr/>
-      <w:tcPr>
-        <w:tcBorders>
-          <w:right w:space="0" w:sz="0" w:val="nil"/>
-        </w:tcBorders>
-      </w:tcPr>
-    </w:tblStylePr>
-  </w:style>
-  <w:style w:type="table" w:styleId="PlainTable4">
-    <w:name w:val="Plain Table 4"/>
-    <w:basedOn w:val="TableNormal"/>
-    <w:uiPriority w:val="44"/>
-    <w:rsid w:val="000755A5"/>
-    <w:pPr>
-      <w:spacing w:after="0" w:line="240" w:lineRule="auto"/>
-    </w:pPr>
-    <w:tblPr>
-      <w:tblStyleRowBandSize w:val="1"/>
-      <w:tblStyleColBandSize w:val="1"/>
-    </w:tblPr>
-    <w:tblStylePr w:type="firstRow">
-      <w:rPr>
-        <w:b w:val="1"/>
-        <w:bCs w:val="1"/>
-      </w:rPr>
-    </w:tblStylePr>
-    <w:tblStylePr w:type="lastRow">
-      <w:rPr>
-        <w:b w:val="1"/>
-        <w:bCs w:val="1"/>
-      </w:rPr>
-    </w:tblStylePr>
-    <w:tblStylePr w:type="firstCol">
-      <w:rPr>
-        <w:b w:val="1"/>
-        <w:bCs w:val="1"/>
-      </w:rPr>
-    </w:tblStylePr>
-    <w:tblStylePr w:type="lastCol">
-      <w:rPr>
-        <w:b w:val="1"/>
-        <w:bCs w:val="1"/>
-      </w:rPr>
-    </w:tblStylePr>
-    <w:tblStylePr w:type="band1Vert">
-      <w:tblPr/>
-      <w:tcPr>
-        <w:shd w:color="auto" w:fill="f2f2f2" w:themeFill="background1" w:themeFillShade="0000F2" w:val="clear"/>
-      </w:tcPr>
-    </w:tblStylePr>
-    <w:tblStylePr w:type="band1Horz">
-      <w:tblPr/>
-      <w:tcPr>
-        <w:shd w:color="auto" w:fill="f2f2f2" w:themeFill="background1" w:themeFillShade="0000F2" w:val="clear"/>
-      </w:tcPr>
-    </w:tblStylePr>
-  </w:style>
-  <w:style w:type="table" w:styleId="PlainTable5">
-    <w:name w:val="Plain Table 5"/>
-    <w:basedOn w:val="TableNormal"/>
-    <w:uiPriority w:val="45"/>
-    <w:rsid w:val="000755A5"/>
-    <w:pPr>
-      <w:spacing w:after="0" w:line="240" w:lineRule="auto"/>
-    </w:pPr>
-    <w:tblPr>
-      <w:tblStyleRowBandSize w:val="1"/>
-      <w:tblStyleColBandSize w:val="1"/>
-    </w:tblPr>
-    <w:tblStylePr w:type="firstRow">
-      <w:rPr>
-        <w:rFonts w:asciiTheme="majorHAnsi" w:cstheme="majorBidi" w:eastAsiaTheme="majorEastAsia" w:hAnsiTheme="majorHAnsi"/>
-        <w:i w:val="1"/>
-        <w:iCs w:val="1"/>
-        <w:sz w:val="26"/>
-      </w:rPr>
-      <w:tblPr/>
-      <w:tcPr>
-        <w:tcBorders>
-          <w:bottom w:color="7f7f7f" w:space="0" w:sz="4" w:themeColor="text1" w:themeTint="000080" w:val="single"/>
-        </w:tcBorders>
-        <w:shd w:color="auto" w:fill="ffffff" w:themeFill="background1" w:val="clear"/>
-      </w:tcPr>
-    </w:tblStylePr>
-    <w:tblStylePr w:type="lastRow">
-      <w:rPr>
-        <w:rFonts w:asciiTheme="majorHAnsi" w:cstheme="majorBidi" w:eastAsiaTheme="majorEastAsia" w:hAnsiTheme="majorHAnsi"/>
-        <w:i w:val="1"/>
-        <w:iCs w:val="1"/>
-        <w:sz w:val="26"/>
-      </w:rPr>
-      <w:tblPr/>
-      <w:tcPr>
-        <w:tcBorders>
-          <w:top w:color="7f7f7f" w:space="0" w:sz="4" w:themeColor="text1" w:themeTint="000080" w:val="single"/>
-        </w:tcBorders>
-        <w:shd w:color="auto" w:fill="ffffff" w:themeFill="background1" w:val="clear"/>
-      </w:tcPr>
-    </w:tblStylePr>
-    <w:tblStylePr w:type="firstCol">
-      <w:pPr>
-        <w:jc w:val="right"/>
-      </w:pPr>
-      <w:rPr>
-        <w:rFonts w:asciiTheme="majorHAnsi" w:cstheme="majorBidi" w:eastAsiaTheme="majorEastAsia" w:hAnsiTheme="majorHAnsi"/>
-        <w:i w:val="1"/>
-        <w:iCs w:val="1"/>
-        <w:sz w:val="26"/>
-      </w:rPr>
-      <w:tblPr/>
-      <w:tcPr>
-        <w:tcBorders>
-          <w:right w:color="7f7f7f" w:space="0" w:sz="4" w:themeColor="text1" w:themeTint="000080" w:val="single"/>
-        </w:tcBorders>
-        <w:shd w:color="auto" w:fill="ffffff" w:themeFill="background1" w:val="clear"/>
-      </w:tcPr>
-    </w:tblStylePr>
-    <w:tblStylePr w:type="lastCol">
-      <w:rPr>
-        <w:rFonts w:asciiTheme="majorHAnsi" w:cstheme="majorBidi" w:eastAsiaTheme="majorEastAsia" w:hAnsiTheme="majorHAnsi"/>
-        <w:i w:val="1"/>
-        <w:iCs w:val="1"/>
-        <w:sz w:val="26"/>
-      </w:rPr>
-      <w:tblPr/>
-      <w:tcPr>
-        <w:tcBorders>
-          <w:left w:color="7f7f7f" w:space="0" w:sz="4" w:themeColor="text1" w:themeTint="000080" w:val="single"/>
-        </w:tcBorders>
-        <w:shd w:color="auto" w:fill="ffffff" w:themeFill="background1" w:val="clear"/>
-      </w:tcPr>
-    </w:tblStylePr>
-    <w:tblStylePr w:type="band1Vert">
-      <w:tblPr/>
-      <w:tcPr>
-        <w:shd w:color="auto" w:fill="f2f2f2" w:themeFill="background1" w:themeFillShade="0000F2" w:val="clear"/>
-      </w:tcPr>
-    </w:tblStylePr>
-    <w:tblStylePr w:type="band1Horz">
-      <w:tblPr/>
-      <w:tcPr>
-        <w:shd w:color="auto" w:fill="f2f2f2" w:themeFill="background1" w:themeFillShade="0000F2" w:val="clear"/>
-      </w:tcPr>
-    </w:tblStylePr>
-    <w:tblStylePr w:type="neCell">
-      <w:tblPr/>
-      <w:tcPr>
-        <w:tcBorders>
-          <w:left w:space="0" w:sz="0" w:val="nil"/>
-        </w:tcBorders>
-      </w:tcPr>
-    </w:tblStylePr>
-    <w:tblStylePr w:type="nwCell">
-      <w:tblPr/>
-      <w:tcPr>
-        <w:tcBorders>
-          <w:right w:space="0" w:sz="0" w:val="nil"/>
-        </w:tcBorders>
-      </w:tcPr>
-    </w:tblStylePr>
-    <w:tblStylePr w:type="seCell">
-      <w:tblPr/>
-      <w:tcPr>
-        <w:tcBorders>
-          <w:left w:space="0" w:sz="0" w:val="nil"/>
-        </w:tcBorders>
-      </w:tcPr>
-    </w:tblStylePr>
-    <w:tblStylePr w:type="swCell">
-      <w:tblPr/>
-      <w:tcPr>
-        <w:tcBorders>
-          <w:right w:space="0" w:sz="0" w:val="nil"/>
-        </w:tcBorders>
-      </w:tcPr>
-    </w:tblStylePr>
-  </w:style>
-  <w:style w:type="paragraph" w:styleId="NormalWeb">
-    <w:name w:val="Normal (Web)"/>
-    <w:basedOn w:val="Normal"/>
-    <w:uiPriority w:val="99"/>
-    <w:unhideWhenUsed w:val="1"/>
-    <w:rsid w:val="00CB4587"/>
-    <w:pPr>
-      <w:spacing w:after="100" w:afterAutospacing="1" w:before="100" w:beforeAutospacing="1" w:line="240" w:lineRule="auto"/>
-    </w:pPr>
-    <w:rPr>
-      <w:rFonts w:ascii="Times New Roman" w:cs="Times New Roman" w:eastAsia="Times New Roman" w:hAnsi="Times New Roman"/>
-      <w:sz w:val="24"/>
-      <w:szCs w:val="24"/>
-    </w:rPr>
-  </w:style>
-  <w:style w:type="paragraph" w:styleId="Subtitle">
-    <w:name w:val="Subtitle"/>
-    <w:basedOn w:val="Normal"/>
-    <w:next w:val="Normal"/>
-    <w:pPr>
-      <w:keepNext w:val="1"/>
-      <w:keepLines w:val="1"/>
-      <w:pageBreakBefore w:val="0"/>
-      <w:spacing w:after="80" w:before="360" w:lineRule="auto"/>
-    </w:pPr>
-    <w:rPr>
-      <w:rFonts w:ascii="Georgia" w:cs="Georgia" w:eastAsia="Georgia" w:hAnsi="Georgia"/>
-      <w:i w:val="1"/>
-      <w:color w:val="666666"/>
-      <w:sz w:val="48"/>
-      <w:szCs w:val="48"/>
-    </w:rPr>
-  </w:style>
-  <w:style w:type="table" w:styleId="Table1">
-    <w:basedOn w:val="TableNormal"/>
-    <w:pPr>
-      <w:spacing w:after="0" w:line="240" w:lineRule="auto"/>
-    </w:pPr>
-    <w:tblPr>
-      <w:tblStyleRowBandSize w:val="1"/>
-      <w:tblStyleColBandSize w:val="1"/>
-      <w:tblCellMar>
-        <w:top w:w="0.0" w:type="dxa"/>
-        <w:left w:w="108.0" w:type="dxa"/>
-        <w:bottom w:w="0.0" w:type="dxa"/>
-        <w:right w:w="108.0" w:type="dxa"/>
-      </w:tblCellMar>
-    </w:tblPr>
-    <w:tblStylePr w:type="band1Horz">
-      <w:tcPr>
-        <w:shd w:fill="f2f2f2" w:val="clear"/>
-      </w:tcPr>
-    </w:tblStylePr>
-    <w:tblStylePr w:type="band1Vert">
-      <w:tcPr>
-        <w:shd w:fill="f2f2f2" w:val="clear"/>
-      </w:tcPr>
-    </w:tblStylePr>
-    <w:tblStylePr w:type="firstCol">
-      <w:pPr>
-        <w:jc w:val="right"/>
-      </w:pPr>
-      <w:rPr>
-        <w:rFonts w:ascii="Calibri" w:cs="Calibri" w:eastAsia="Calibri" w:hAnsi="Calibri"/>
-        <w:i w:val="1"/>
-        <w:sz w:val="26"/>
-        <w:szCs w:val="26"/>
-      </w:rPr>
-      <w:tcPr>
-        <w:tcBorders>
-          <w:right w:color="7f7f7f" w:space="0" w:sz="4" w:val="single"/>
-        </w:tcBorders>
-        <w:shd w:fill="ffffff" w:val="clear"/>
-      </w:tcPr>
-    </w:tblStylePr>
-    <w:tblStylePr w:type="firstRow">
-      <w:rPr>
-        <w:rFonts w:ascii="Calibri" w:cs="Calibri" w:eastAsia="Calibri" w:hAnsi="Calibri"/>
-        <w:i w:val="1"/>
-        <w:sz w:val="26"/>
-        <w:szCs w:val="26"/>
-      </w:rPr>
-      <w:tcPr>
-        <w:tcBorders>
-          <w:bottom w:color="7f7f7f" w:space="0" w:sz="4" w:val="single"/>
-        </w:tcBorders>
-        <w:shd w:fill="ffffff" w:val="clear"/>
-      </w:tcPr>
-    </w:tblStylePr>
-    <w:tblStylePr w:type="lastCol">
-      <w:rPr>
-        <w:rFonts w:ascii="Calibri" w:cs="Calibri" w:eastAsia="Calibri" w:hAnsi="Calibri"/>
-        <w:i w:val="1"/>
-        <w:sz w:val="26"/>
-        <w:szCs w:val="26"/>
-      </w:rPr>
-      <w:tcPr>
-        <w:tcBorders>
-          <w:left w:color="7f7f7f" w:space="0" w:sz="4" w:val="single"/>
-        </w:tcBorders>
-        <w:shd w:fill="ffffff" w:val="clear"/>
-      </w:tcPr>
-    </w:tblStylePr>
-    <w:tblStylePr w:type="lastRow">
-      <w:rPr>
-        <w:rFonts w:ascii="Calibri" w:cs="Calibri" w:eastAsia="Calibri" w:hAnsi="Calibri"/>
-        <w:i w:val="1"/>
-        <w:sz w:val="26"/>
-        <w:szCs w:val="26"/>
-      </w:rPr>
-      <w:tcPr>
-        <w:tcBorders>
-          <w:top w:color="7f7f7f" w:space="0" w:sz="4" w:val="single"/>
-        </w:tcBorders>
-        <w:shd w:fill="ffffff" w:val="clear"/>
-      </w:tcPr>
-    </w:tblStylePr>
-    <w:tblStylePr w:type="neCell">
-      <w:tcPr>
-        <w:tcBorders>
-          <w:left w:color="000000" w:space="0" w:sz="0" w:val="nil"/>
-        </w:tcBorders>
-      </w:tcPr>
-    </w:tblStylePr>
-    <w:tblStylePr w:type="nwCell">
-      <w:tcPr>
-        <w:tcBorders>
-          <w:right w:color="000000" w:space="0" w:sz="0" w:val="nil"/>
-        </w:tcBorders>
-      </w:tcPr>
-    </w:tblStylePr>
-    <w:tblStylePr w:type="seCell">
-      <w:tcPr>
-        <w:tcBorders>
-          <w:left w:color="000000" w:space="0" w:sz="0" w:val="nil"/>
-        </w:tcBorders>
-      </w:tcPr>
-    </w:tblStylePr>
-    <w:tblStylePr w:type="swCell">
-      <w:tcPr>
-        <w:tcBorders>
-          <w:right w:color="000000" w:space="0" w:sz="0" w:val="nil"/>
-        </w:tcBorders>
-      </w:tcPr>
-    </w:tblStylePr>
   </w:style>
   <w:style w:type="paragraph" w:styleId="Subtitle">
     <w:name w:val="Subtitle"/>
@@ -2019,39 +1270,39 @@
         <a:sysClr val="window" lastClr="FFFFFF"/>
       </a:lt1>
       <a:dk2>
-        <a:srgbClr val="44546A"/>
+        <a:srgbClr val="1F497D"/>
       </a:dk2>
       <a:lt2>
-        <a:srgbClr val="E7E6E6"/>
+        <a:srgbClr val="EEECE1"/>
       </a:lt2>
       <a:accent1>
-        <a:srgbClr val="5B9BD5"/>
+        <a:srgbClr val="4F81BD"/>
       </a:accent1>
       <a:accent2>
-        <a:srgbClr val="ED7D31"/>
+        <a:srgbClr val="C0504D"/>
       </a:accent2>
       <a:accent3>
-        <a:srgbClr val="A5A5A5"/>
+        <a:srgbClr val="9BBB59"/>
       </a:accent3>
       <a:accent4>
-        <a:srgbClr val="FFC000"/>
+        <a:srgbClr val="8064A2"/>
       </a:accent4>
       <a:accent5>
-        <a:srgbClr val="4472C4"/>
+        <a:srgbClr val="4BACC6"/>
       </a:accent5>
       <a:accent6>
-        <a:srgbClr val="70AD47"/>
+        <a:srgbClr val="F79646"/>
       </a:accent6>
       <a:hlink>
-        <a:srgbClr val="0563C1"/>
+        <a:srgbClr val="0000FF"/>
       </a:hlink>
       <a:folHlink>
-        <a:srgbClr val="954F72"/>
+        <a:srgbClr val="800080"/>
       </a:folHlink>
     </a:clrScheme>
     <a:fontScheme name="Office">
       <a:majorFont>
-        <a:latin typeface="Calibri Light" panose="020F0302020204030204"/>
+        <a:latin typeface="Calibri"/>
         <a:ea typeface=""/>
         <a:cs typeface=""/>
         <a:font script="Jpan" typeface="ＭＳ ゴシック"/>
@@ -2086,7 +1337,7 @@
         <a:font script="Geor" typeface="Sylfaen"/>
       </a:majorFont>
       <a:minorFont>
-        <a:latin typeface="Calibri" panose="020F0502020204030204"/>
+        <a:latin typeface="Cambria"/>
         <a:ea typeface=""/>
         <a:cs typeface=""/>
         <a:font script="Jpan" typeface="ＭＳ 明朝"/>
@@ -2130,156 +1381,200 @@
           <a:gsLst>
             <a:gs pos="0">
               <a:schemeClr val="phClr">
-                <a:lumMod val="110000"/>
-                <a:satMod val="105000"/>
-                <a:tint val="67000"/>
+                <a:tint val="50000"/>
+                <a:satMod val="300000"/>
               </a:schemeClr>
             </a:gs>
-            <a:gs pos="50000">
+            <a:gs pos="35000">
               <a:schemeClr val="phClr">
-                <a:lumMod val="105000"/>
-                <a:satMod val="103000"/>
-                <a:tint val="73000"/>
+                <a:tint val="37000"/>
+                <a:satMod val="300000"/>
               </a:schemeClr>
             </a:gs>
             <a:gs pos="100000">
               <a:schemeClr val="phClr">
-                <a:lumMod val="105000"/>
-                <a:satMod val="109000"/>
-                <a:tint val="81000"/>
+                <a:tint val="15000"/>
+                <a:satMod val="350000"/>
               </a:schemeClr>
             </a:gs>
           </a:gsLst>
-          <a:lin ang="5400000" scaled="0"/>
+          <a:lin ang="16200000" scaled="1"/>
         </a:gradFill>
         <a:gradFill rotWithShape="1">
           <a:gsLst>
             <a:gs pos="0">
               <a:schemeClr val="phClr">
-                <a:satMod val="103000"/>
-                <a:lumMod val="102000"/>
-                <a:tint val="94000"/>
-              </a:schemeClr>
-            </a:gs>
-            <a:gs pos="50000">
-              <a:schemeClr val="phClr">
-                <a:satMod val="110000"/>
-                <a:lumMod val="100000"/>
+                <a:tint val="100000"/>
                 <a:shade val="100000"/>
+                <a:satMod val="130000"/>
               </a:schemeClr>
             </a:gs>
             <a:gs pos="100000">
               <a:schemeClr val="phClr">
-                <a:lumMod val="99000"/>
-                <a:satMod val="120000"/>
-                <a:shade val="78000"/>
+                <a:tint val="50000"/>
+                <a:shade val="100000"/>
+                <a:satMod val="350000"/>
               </a:schemeClr>
             </a:gs>
           </a:gsLst>
-          <a:lin ang="5400000" scaled="0"/>
+          <a:lin ang="16200000" scaled="0"/>
         </a:gradFill>
       </a:fillStyleLst>
       <a:lnStyleLst>
-        <a:ln w="6350" cap="flat" cmpd="sng" algn="ctr">
+        <a:ln w="9525" cap="flat" cmpd="sng" algn="ctr">
+          <a:solidFill>
+            <a:schemeClr val="phClr">
+              <a:shade val="95000"/>
+              <a:satMod val="105000"/>
+            </a:schemeClr>
+          </a:solidFill>
+          <a:prstDash val="solid"/>
+        </a:ln>
+        <a:ln w="25400" cap="flat" cmpd="sng" algn="ctr">
           <a:solidFill>
             <a:schemeClr val="phClr"/>
           </a:solidFill>
           <a:prstDash val="solid"/>
-          <a:miter lim="800000"/>
         </a:ln>
-        <a:ln w="12700" cap="flat" cmpd="sng" algn="ctr">
+        <a:ln w="38100" cap="flat" cmpd="sng" algn="ctr">
           <a:solidFill>
             <a:schemeClr val="phClr"/>
           </a:solidFill>
           <a:prstDash val="solid"/>
-          <a:miter lim="800000"/>
-        </a:ln>
-        <a:ln w="19050" cap="flat" cmpd="sng" algn="ctr">
-          <a:solidFill>
-            <a:schemeClr val="phClr"/>
-          </a:solidFill>
-          <a:prstDash val="solid"/>
-          <a:miter lim="800000"/>
         </a:ln>
       </a:lnStyleLst>
       <a:effectStyleLst>
         <a:effectStyle>
-          <a:effectLst/>
-        </a:effectStyle>
-        <a:effectStyle>
-          <a:effectLst/>
+          <a:effectLst>
+            <a:outerShdw blurRad="40000" dist="20000" dir="5400000" rotWithShape="0">
+              <a:srgbClr val="000000">
+                <a:alpha val="38000"/>
+              </a:srgbClr>
+            </a:outerShdw>
+          </a:effectLst>
         </a:effectStyle>
         <a:effectStyle>
           <a:effectLst>
-            <a:outerShdw blurRad="57150" dist="19050" dir="5400000" algn="ctr" rotWithShape="0">
+            <a:outerShdw blurRad="40000" dist="23000" dir="5400000" rotWithShape="0">
               <a:srgbClr val="000000">
-                <a:alpha val="63000"/>
+                <a:alpha val="35000"/>
               </a:srgbClr>
             </a:outerShdw>
           </a:effectLst>
+        </a:effectStyle>
+        <a:effectStyle>
+          <a:effectLst>
+            <a:outerShdw blurRad="40000" dist="23000" dir="5400000" rotWithShape="0">
+              <a:srgbClr val="000000">
+                <a:alpha val="35000"/>
+              </a:srgbClr>
+            </a:outerShdw>
+          </a:effectLst>
+          <a:scene3d>
+            <a:camera prst="orthographicFront">
+              <a:rot lat="0" lon="0" rev="0"/>
+            </a:camera>
+            <a:lightRig rig="threePt" dir="t">
+              <a:rot lat="0" lon="0" rev="1200000"/>
+            </a:lightRig>
+          </a:scene3d>
+          <a:sp3d>
+            <a:bevelT w="63500" h="25400"/>
+          </a:sp3d>
         </a:effectStyle>
       </a:effectStyleLst>
       <a:bgFillStyleLst>
         <a:solidFill>
           <a:schemeClr val="phClr"/>
         </a:solidFill>
-        <a:solidFill>
-          <a:schemeClr val="phClr">
-            <a:tint val="95000"/>
-            <a:satMod val="170000"/>
-          </a:schemeClr>
-        </a:solidFill>
         <a:gradFill rotWithShape="1">
           <a:gsLst>
             <a:gs pos="0">
               <a:schemeClr val="phClr">
-                <a:tint val="93000"/>
-                <a:satMod val="150000"/>
-                <a:shade val="98000"/>
-                <a:lumMod val="102000"/>
+                <a:tint val="40000"/>
+                <a:satMod val="350000"/>
               </a:schemeClr>
             </a:gs>
-            <a:gs pos="50000">
+            <a:gs pos="40000">
               <a:schemeClr val="phClr">
-                <a:tint val="98000"/>
-                <a:satMod val="130000"/>
-                <a:shade val="90000"/>
-                <a:lumMod val="103000"/>
+                <a:tint val="45000"/>
+                <a:shade val="99000"/>
+                <a:satMod val="350000"/>
               </a:schemeClr>
             </a:gs>
             <a:gs pos="100000">
               <a:schemeClr val="phClr">
-                <a:shade val="63000"/>
-                <a:satMod val="120000"/>
+                <a:shade val="20000"/>
+                <a:satMod val="255000"/>
               </a:schemeClr>
             </a:gs>
           </a:gsLst>
-          <a:lin ang="5400000" scaled="0"/>
+          <a:path path="circle">
+            <a:fillToRect l="50000" t="-80000" r="50000" b="180000"/>
+          </a:path>
+        </a:gradFill>
+        <a:gradFill rotWithShape="1">
+          <a:gsLst>
+            <a:gs pos="0">
+              <a:schemeClr val="phClr">
+                <a:tint val="80000"/>
+                <a:satMod val="300000"/>
+              </a:schemeClr>
+            </a:gs>
+            <a:gs pos="100000">
+              <a:schemeClr val="phClr">
+                <a:shade val="30000"/>
+                <a:satMod val="200000"/>
+              </a:schemeClr>
+            </a:gs>
+          </a:gsLst>
+          <a:path path="circle">
+            <a:fillToRect l="50000" t="50000" r="50000" b="50000"/>
+          </a:path>
         </a:gradFill>
       </a:bgFillStyleLst>
     </a:fmtScheme>
   </a:themeElements>
-  <a:objectDefaults/>
+  <a:objectDefaults>
+    <a:spDef>
+      <a:spPr/>
+      <a:bodyPr/>
+      <a:lstStyle/>
+      <a:style>
+        <a:lnRef idx="1">
+          <a:schemeClr val="accent1"/>
+        </a:lnRef>
+        <a:fillRef idx="3">
+          <a:schemeClr val="accent1"/>
+        </a:fillRef>
+        <a:effectRef idx="2">
+          <a:schemeClr val="accent1"/>
+        </a:effectRef>
+        <a:fontRef idx="minor">
+          <a:schemeClr val="lt1"/>
+        </a:fontRef>
+      </a:style>
+    </a:spDef>
+    <a:lnDef>
+      <a:spPr/>
+      <a:bodyPr/>
+      <a:lstStyle/>
+      <a:style>
+        <a:lnRef idx="2">
+          <a:schemeClr val="accent1"/>
+        </a:lnRef>
+        <a:fillRef idx="0">
+          <a:schemeClr val="accent1"/>
+        </a:fillRef>
+        <a:effectRef idx="1">
+          <a:schemeClr val="accent1"/>
+        </a:effectRef>
+        <a:fontRef idx="minor">
+          <a:schemeClr val="tx1"/>
+        </a:fontRef>
+      </a:style>
+    </a:lnDef>
+  </a:objectDefaults>
   <a:extraClrSchemeLst/>
-  <a:extLst>
-    <a:ext uri="{05A4C25C-085E-4340-85A3-A5531E510DB2}">
-      <thm15:themeFamily xmlns:thm15="http://schemas.microsoft.com/office/thememl/2012/main" name="Office Theme" id="{62F939B6-93AF-4DB8-9C6B-D6C7DFDC589F}" vid="{4A3C46E8-61CC-4603-A589-7422A47A8E4A}"/>
-    </a:ext>
-  </a:extLst>
 </a:theme>
-</file>
-
-<file path=customXML/item1.xml><?xml version="1.0" encoding="utf-8"?>
-<go:gDocsCustomXmlDataStorage xmlns:go="http://customooxmlschemas.google.com/" xmlns:r="http://schemas.openxmlformats.org/officeDocument/2006/relationships" uri="GoogleDocsCustomDataVersion2">
-  <go:docsCustomData xmlns:go="http://customooxmlschemas.google.com/" roundtripDataSignature="AMtx7mjYqU5+dbmBZy7uLWBRyws1SAtAsw==">CgMxLjA4AHIhMUVxemp3OW1RMzFpMkpVTDUtelo5NllrX2FqUWVYVDRF</go:docsCustomData>
-</go:gDocsCustomXmlDataStorage>
-</file>
-
-<file path=customXML/itemProps1.xml><?xml version="1.0" encoding="utf-8"?>
-<ds:datastoreItem xmlns:ds="http://schemas.openxmlformats.org/officeDocument/2006/customXml" ds:itemID="{11111111-1234-1234-1234-123412341234}">
-  <ds:schemaRefs>
-    <ds:schemaRef ds:uri="http://schemas.openxmlformats.org/officeDocument/2006/relationships"/>
-    <ds:schemaRef ds:uri="http://customooxmlschemas.google.com/"/>
-  </ds:schemaRefs>
-</ds:datastoreItem>
 </file>